--- a/Final Project_Report_DTSC610_Sharon Raj.docx
+++ b/Final Project_Report_DTSC610_Sharon Raj.docx
@@ -770,13 +770,7 @@
         <w:rPr>
           <w:rFonts w:ascii="Arial" w:hAnsi="Arial" w:cs="Arial"/>
         </w:rPr>
-        <w:t xml:space="preserve"> </w:t>
-      </w:r>
-      <w:r>
-        <w:rPr>
-          <w:rFonts w:ascii="Arial" w:hAnsi="Arial" w:cs="Arial"/>
-        </w:rPr>
-        <w:t>(Kaggle, n.d.)</w:t>
+        <w:t xml:space="preserve"> (Kaggle, n.d.)</w:t>
       </w:r>
       <w:r>
         <w:rPr>
@@ -930,23 +924,7 @@
           <w:color w:val="000000" w:themeColor="text1"/>
           <w:szCs w:val="24"/>
         </w:rPr>
-        <w:t xml:space="preserve"> </w:t>
-      </w:r>
-      <w:r>
-        <w:rPr>
-          <w:rFonts w:ascii="Arial" w:hAnsi="Arial" w:cs="Arial"/>
-          <w:color w:val="000000" w:themeColor="text1"/>
-          <w:szCs w:val="24"/>
-        </w:rPr>
-        <w:t>A</w:t>
-      </w:r>
-      <w:r>
-        <w:rPr>
-          <w:rFonts w:ascii="Arial" w:hAnsi="Arial" w:cs="Arial"/>
-          <w:color w:val="000000" w:themeColor="text1"/>
-          <w:szCs w:val="24"/>
-        </w:rPr>
-        <w:t xml:space="preserve"> synthetic HR burnout dataset from Kaggle containing 2,000 employee records. The target variable is Burnout (0 = No Burnout, 1 = Burnout). </w:t>
+        <w:t xml:space="preserve"> A synthetic HR burnout dataset from Kaggle containing 2,000 employee records. The target variable is Burnout (0 = No Burnout, 1 = Burnout). </w:t>
       </w:r>
     </w:p>
     <w:p>
@@ -1244,32 +1222,15 @@
           <w:szCs w:val="24"/>
           <w:u w:val="single"/>
         </w:rPr>
-        <w:t>C</w:t>
-      </w:r>
-      <w:r>
-        <w:rPr>
-          <w:rFonts w:ascii="Arial" w:hAnsi="Arial" w:cs="Arial"/>
-          <w:color w:val="000000" w:themeColor="text1"/>
-          <w:szCs w:val="24"/>
-          <w:u w:val="single"/>
-        </w:rPr>
-        <w:t>ategorical variables</w:t>
-      </w:r>
-      <w:r>
-        <w:rPr>
-          <w:rFonts w:ascii="Arial" w:hAnsi="Arial" w:cs="Arial"/>
-          <w:color w:val="000000" w:themeColor="text1"/>
-          <w:szCs w:val="24"/>
-        </w:rPr>
-        <w:t xml:space="preserve"> </w:t>
-      </w:r>
-      <w:r>
-        <w:rPr>
-          <w:rFonts w:ascii="Arial" w:hAnsi="Arial" w:cs="Arial"/>
-          <w:color w:val="000000" w:themeColor="text1"/>
-          <w:szCs w:val="24"/>
-        </w:rPr>
-        <w:t xml:space="preserve">Gender and </w:t>
+        <w:t>Categorical variables</w:t>
+      </w:r>
+      <w:r>
+        <w:rPr>
+          <w:rFonts w:ascii="Arial" w:hAnsi="Arial" w:cs="Arial"/>
+          <w:color w:val="000000" w:themeColor="text1"/>
+          <w:szCs w:val="24"/>
+        </w:rPr>
+        <w:t xml:space="preserve"> Gender and </w:t>
       </w:r>
       <w:proofErr w:type="spellStart"/>
       <w:r>
@@ -3002,12 +2963,6 @@
           <w:color w:val="000000" w:themeColor="text1"/>
         </w:rPr>
         <w:br/>
-      </w:r>
-      <w:r>
-        <w:rPr>
-          <w:rFonts w:ascii="Arial" w:hAnsi="Arial" w:cs="Arial"/>
-          <w:color w:val="000000" w:themeColor="text1"/>
-        </w:rPr>
         <w:t xml:space="preserve">The Logistic Regression model achieved an accuracy of </w:t>
       </w:r>
       <w:r>
@@ -3092,21 +3047,7 @@
           <w:rFonts w:ascii="Arial" w:hAnsi="Arial" w:cs="Arial"/>
           <w:color w:val="000000" w:themeColor="text1"/>
         </w:rPr>
-        <w:t xml:space="preserve"> experiencing burnout.</w:t>
-      </w:r>
-      <w:r>
-        <w:rPr>
-          <w:rFonts w:ascii="Arial" w:hAnsi="Arial" w:cs="Arial"/>
-          <w:color w:val="000000" w:themeColor="text1"/>
-        </w:rPr>
-        <w:t xml:space="preserve"> </w:t>
-      </w:r>
-      <w:r>
-        <w:rPr>
-          <w:rFonts w:ascii="Arial" w:hAnsi="Arial" w:cs="Arial"/>
-          <w:color w:val="000000" w:themeColor="text1"/>
-        </w:rPr>
-        <w:t xml:space="preserve">After applying SMOTE, recall increased dramatically to </w:t>
+        <w:t xml:space="preserve"> experiencing burnout. After applying SMOTE, recall increased dramatically to </w:t>
       </w:r>
       <w:r>
         <w:rPr>
@@ -3365,10 +3306,8 @@
       <w:r>
         <w:rPr>
           <w:rFonts w:ascii="Arial" w:hAnsi="Arial" w:cs="Arial"/>
-          <w:color w:val="000000" w:themeColor="text1"/>
-          <w:szCs w:val="24"/>
-        </w:rPr>
-        <w:t xml:space="preserve">The Decision Tree classifier achieved perfect performance across all evaluation metrics, including </w:t>
+        </w:rPr>
+        <w:t xml:space="preserve">Overall, the Decision Tree achieved an </w:t>
       </w:r>
       <w:r>
         <w:rPr>
@@ -3376,18 +3315,124 @@
           <w:rFonts w:ascii="Arial" w:hAnsi="Arial" w:cs="Arial"/>
           <w:b w:val="0"/>
           <w:bCs w:val="0"/>
-          <w:color w:val="000000" w:themeColor="text1"/>
-          <w:szCs w:val="24"/>
-        </w:rPr>
-        <w:t>100% accuracy, precision, recall, F1-score, and ROC-AUC</w:t>
-      </w:r>
-      <w:r>
-        <w:rPr>
-          <w:rFonts w:ascii="Arial" w:hAnsi="Arial" w:cs="Arial"/>
-          <w:color w:val="000000" w:themeColor="text1"/>
-          <w:szCs w:val="24"/>
-        </w:rPr>
-        <w:t>. The resulting tree had a depth of only three levels and four terminal leaves, indicating that the model did not overfit the data despite achieving perfect classification. The synthetic nature of the dataset and the strong separation between burnout and non-burnout employees likely contributed to this performance.</w:t>
+        </w:rPr>
+        <w:t>accuracy of 99.75%</w:t>
+      </w:r>
+      <w:r>
+        <w:rPr>
+          <w:rFonts w:ascii="Arial" w:hAnsi="Arial" w:cs="Arial"/>
+          <w:b/>
+          <w:bCs/>
+        </w:rPr>
+        <w:t xml:space="preserve">, </w:t>
+      </w:r>
+      <w:r>
+        <w:rPr>
+          <w:rStyle w:val="Strong"/>
+          <w:rFonts w:ascii="Arial" w:hAnsi="Arial" w:cs="Arial"/>
+          <w:b w:val="0"/>
+          <w:bCs w:val="0"/>
+        </w:rPr>
+        <w:t>precision of 100.00%</w:t>
+      </w:r>
+      <w:r>
+        <w:rPr>
+          <w:rFonts w:ascii="Arial" w:hAnsi="Arial" w:cs="Arial"/>
+          <w:b/>
+          <w:bCs/>
+        </w:rPr>
+        <w:t xml:space="preserve">, </w:t>
+      </w:r>
+      <w:r>
+        <w:rPr>
+          <w:rStyle w:val="Strong"/>
+          <w:rFonts w:ascii="Arial" w:hAnsi="Arial" w:cs="Arial"/>
+          <w:b w:val="0"/>
+          <w:bCs w:val="0"/>
+        </w:rPr>
+        <w:t>recall of 96.15%</w:t>
+      </w:r>
+      <w:r>
+        <w:rPr>
+          <w:rFonts w:ascii="Arial" w:hAnsi="Arial" w:cs="Arial"/>
+          <w:b/>
+          <w:bCs/>
+        </w:rPr>
+        <w:t xml:space="preserve">, </w:t>
+      </w:r>
+      <w:r>
+        <w:rPr>
+          <w:rStyle w:val="Strong"/>
+          <w:rFonts w:ascii="Arial" w:hAnsi="Arial" w:cs="Arial"/>
+          <w:b w:val="0"/>
+          <w:bCs w:val="0"/>
+        </w:rPr>
+        <w:t>F1-score of 98.04%</w:t>
+      </w:r>
+      <w:r>
+        <w:rPr>
+          <w:rFonts w:ascii="Arial" w:hAnsi="Arial" w:cs="Arial"/>
+          <w:b/>
+          <w:bCs/>
+        </w:rPr>
+        <w:t>,</w:t>
+      </w:r>
+      <w:r>
+        <w:rPr>
+          <w:rFonts w:ascii="Arial" w:hAnsi="Arial" w:cs="Arial"/>
+        </w:rPr>
+        <w:t xml:space="preserve"> and a </w:t>
+      </w:r>
+      <w:r>
+        <w:rPr>
+          <w:rStyle w:val="Strong"/>
+          <w:rFonts w:ascii="Arial" w:hAnsi="Arial" w:cs="Arial"/>
+          <w:b w:val="0"/>
+          <w:bCs w:val="0"/>
+        </w:rPr>
+        <w:t>ROC-AUC of 0.9808</w:t>
+      </w:r>
+      <w:r>
+        <w:rPr>
+          <w:rFonts w:ascii="Arial" w:hAnsi="Arial" w:cs="Arial"/>
+        </w:rPr>
+        <w:t xml:space="preserve">. </w:t>
+      </w:r>
+      <w:r>
+        <w:rPr>
+          <w:rFonts w:ascii="Arial" w:hAnsi="Arial" w:cs="Arial"/>
+        </w:rPr>
+        <w:t>P</w:t>
+      </w:r>
+      <w:r>
+        <w:rPr>
+          <w:rFonts w:ascii="Arial" w:hAnsi="Arial" w:cs="Arial"/>
+        </w:rPr>
+        <w:t xml:space="preserve">erfect precision indicates that every employee predicted to have burnout actually belonged to the burnout class, while the slightly lower recall reflects the single burnout case the model failed to identify. These results demonstrate that the Decision Tree performed exceptionally well on the synthetic dataset, with only </w:t>
+      </w:r>
+      <w:r>
+        <w:rPr>
+          <w:rFonts w:ascii="Arial" w:hAnsi="Arial" w:cs="Arial"/>
+        </w:rPr>
+        <w:t>1</w:t>
+      </w:r>
+      <w:r>
+        <w:rPr>
+          <w:rFonts w:ascii="Arial" w:hAnsi="Arial" w:cs="Arial"/>
+        </w:rPr>
+        <w:t xml:space="preserve"> misclassification </w:t>
+      </w:r>
+      <w:r>
+        <w:rPr>
+          <w:rFonts w:ascii="Arial" w:hAnsi="Arial" w:cs="Arial"/>
+        </w:rPr>
+        <w:t>among</w:t>
+      </w:r>
+      <w:r>
+        <w:rPr>
+          <w:rFonts w:ascii="Arial" w:hAnsi="Arial" w:cs="Arial"/>
+        </w:rPr>
+        <w:t xml:space="preserve"> 400 test observations.</w:t>
       </w:r>
       <w:r>
         <w:rPr>
@@ -3414,10 +3459,10 @@
           <w14:ligatures w14:val="standardContextual"/>
         </w:rPr>
         <w:drawing>
-          <wp:inline distT="0" distB="0" distL="0" distR="0" wp14:anchorId="261D9BCF" wp14:editId="58EF1490">
-            <wp:extent cx="4444409" cy="2602543"/>
-            <wp:effectExtent l="0" t="0" r="635" b="1270"/>
-            <wp:docPr id="993876279" name="Picture 19"/>
+          <wp:inline distT="0" distB="0" distL="0" distR="0" wp14:anchorId="6E54A1F5" wp14:editId="26E4D708">
+            <wp:extent cx="3104707" cy="2506314"/>
+            <wp:effectExtent l="0" t="0" r="0" b="0"/>
+            <wp:docPr id="1845877830" name="Picture 1"/>
             <wp:cNvGraphicFramePr>
               <a:graphicFrameLocks xmlns:a="http://schemas.openxmlformats.org/drawingml/2006/main" noChangeAspect="1"/>
             </wp:cNvGraphicFramePr>
@@ -3425,11 +3470,11 @@
               <a:graphicData uri="http://schemas.openxmlformats.org/drawingml/2006/picture">
                 <pic:pic xmlns:pic="http://schemas.openxmlformats.org/drawingml/2006/picture">
                   <pic:nvPicPr>
-                    <pic:cNvPr id="993876279" name="Picture 993876279"/>
+                    <pic:cNvPr id="1845877830" name="Picture 1845877830"/>
                     <pic:cNvPicPr/>
                   </pic:nvPicPr>
                   <pic:blipFill>
-                    <a:blip r:embed="rId19" cstate="print">
+                    <a:blip r:embed="rId19">
                       <a:extLst>
                         <a:ext uri="{28A0092B-C50C-407E-A947-70E740481C1C}">
                           <a14:useLocalDpi xmlns:a14="http://schemas.microsoft.com/office/drawing/2010/main" val="0"/>
@@ -3443,7 +3488,7 @@
                   <pic:spPr>
                     <a:xfrm>
                       <a:off x="0" y="0"/>
-                      <a:ext cx="4453726" cy="2607999"/>
+                      <a:ext cx="3135901" cy="2531496"/>
                     </a:xfrm>
                     <a:prstGeom prst="rect">
                       <a:avLst/>
@@ -3514,13 +3559,6 @@
           <w:szCs w:val="24"/>
         </w:rPr>
         <w:br/>
-      </w:r>
-      <w:r>
-        <w:rPr>
-          <w:rFonts w:ascii="Arial" w:hAnsi="Arial" w:cs="Arial"/>
-          <w:color w:val="000000" w:themeColor="text1"/>
-          <w:szCs w:val="24"/>
-        </w:rPr>
         <w:t>Random Forest also achieved perfect classification performance, correctly classifying every employee in the testing dataset. As an ensemble of decision trees, Random Forest effectively captured the relationships between burnout and the predictor variables, producing perfect scores across all evaluation metrics.</w:t>
       </w:r>
       <w:r>
@@ -3563,7 +3601,7 @@
           <w14:ligatures w14:val="standardContextual"/>
         </w:rPr>
         <w:drawing>
-          <wp:inline distT="0" distB="0" distL="0" distR="0" wp14:anchorId="66F4B346" wp14:editId="548E71E6">
+          <wp:inline distT="0" distB="0" distL="0" distR="0" wp14:anchorId="66F4B346" wp14:editId="1042891D">
             <wp:extent cx="2307265" cy="1827104"/>
             <wp:effectExtent l="0" t="0" r="4445" b="1905"/>
             <wp:docPr id="1497672764" name="Picture 10"/>
@@ -3630,7 +3668,6 @@
         </w:rPr>
         <w:t xml:space="preserve">K-Nearest </w:t>
       </w:r>
-      <w:proofErr w:type="spellStart"/>
       <w:proofErr w:type="gramStart"/>
       <w:r>
         <w:rPr>
@@ -3638,24 +3675,15 @@
           <w:color w:val="000000" w:themeColor="text1"/>
           <w:u w:val="single"/>
         </w:rPr>
-        <w:t>Neighbours</w:t>
-      </w:r>
-      <w:proofErr w:type="spellEnd"/>
+        <w:t>Neighbours(</w:t>
+      </w:r>
+      <w:proofErr w:type="gramEnd"/>
       <w:r>
         <w:rPr>
           <w:rFonts w:ascii="Arial" w:hAnsi="Arial" w:cs="Arial"/>
           <w:color w:val="000000" w:themeColor="text1"/>
           <w:u w:val="single"/>
         </w:rPr>
-        <w:t>(</w:t>
-      </w:r>
-      <w:proofErr w:type="gramEnd"/>
-      <w:r>
-        <w:rPr>
-          <w:rFonts w:ascii="Arial" w:hAnsi="Arial" w:cs="Arial"/>
-          <w:color w:val="000000" w:themeColor="text1"/>
-          <w:u w:val="single"/>
-        </w:rPr>
         <w:t>KNN) Before and After SMOTE:</w:t>
       </w:r>
       <w:r>
@@ -3678,12 +3706,6 @@
           <w:color w:val="000000" w:themeColor="text1"/>
         </w:rPr>
         <w:br/>
-      </w:r>
-      <w:r>
-        <w:rPr>
-          <w:rFonts w:ascii="Arial" w:hAnsi="Arial" w:cs="Arial"/>
-          <w:color w:val="000000" w:themeColor="text1"/>
-        </w:rPr>
         <w:t xml:space="preserve">The KNN classifier achieved an accuracy of </w:t>
       </w:r>
       <w:r>
@@ -3758,21 +3780,12 @@
         </w:rPr>
         <w:t xml:space="preserve"> </w:t>
       </w:r>
-      <w:proofErr w:type="gramStart"/>
-      <w:r>
-        <w:rPr>
-          <w:rFonts w:ascii="Arial" w:hAnsi="Arial" w:cs="Arial"/>
-          <w:color w:val="000000" w:themeColor="text1"/>
-        </w:rPr>
-        <w:t>Following</w:t>
-      </w:r>
-      <w:proofErr w:type="gramEnd"/>
-      <w:r>
-        <w:rPr>
-          <w:rFonts w:ascii="Arial" w:hAnsi="Arial" w:cs="Arial"/>
-          <w:color w:val="000000" w:themeColor="text1"/>
-        </w:rPr>
-        <w:t xml:space="preserve"> SMOTE, KNN performance deteriorated considerably. Accuracy declined to </w:t>
+      <w:r>
+        <w:rPr>
+          <w:rFonts w:ascii="Arial" w:hAnsi="Arial" w:cs="Arial"/>
+          <w:color w:val="000000" w:themeColor="text1"/>
+        </w:rPr>
+        <w:t xml:space="preserve">Following SMOTE, KNN performance deteriorated considerably. Accuracy declined to </w:t>
       </w:r>
       <w:r>
         <w:rPr>
@@ -4312,7 +4325,7 @@
                 <w14:ligatures w14:val="standardContextual"/>
               </w:rPr>
               <w:drawing>
-                <wp:inline distT="0" distB="0" distL="0" distR="0" wp14:anchorId="40E1054A" wp14:editId="1394B7C2">
+                <wp:inline distT="0" distB="0" distL="0" distR="0" wp14:anchorId="40E1054A" wp14:editId="640789E9">
                   <wp:extent cx="2547655" cy="2052084"/>
                   <wp:effectExtent l="0" t="0" r="5080" b="5715"/>
                   <wp:docPr id="119818753" name="Picture 14"/>
@@ -4851,16 +4864,7 @@
           <w:sz w:val="28"/>
           <w:szCs w:val="28"/>
         </w:rPr>
-        <w:t>V. Model Training, Evaluation, and Comparison</w:t>
-      </w:r>
-      <w:r>
-        <w:rPr>
-          <w:rFonts w:ascii="Arial" w:hAnsi="Arial" w:cs="Arial"/>
-          <w:color w:val="385623" w:themeColor="accent6" w:themeShade="80"/>
-          <w:sz w:val="28"/>
-          <w:szCs w:val="28"/>
-        </w:rPr>
-        <w:t>:</w:t>
+        <w:t>V. Model Training, Evaluation, and Comparison:</w:t>
       </w:r>
     </w:p>
     <w:p>
@@ -5280,7 +5284,15 @@
                 <w:color w:val="000000" w:themeColor="text1"/>
                 <w:szCs w:val="24"/>
               </w:rPr>
-              <w:t>0.9600</w:t>
+              <w:t>0.9</w:t>
+            </w:r>
+            <w:r>
+              <w:rPr>
+                <w:rFonts w:ascii="Arial" w:hAnsi="Arial" w:cs="Arial"/>
+                <w:color w:val="000000" w:themeColor="text1"/>
+                <w:szCs w:val="24"/>
+              </w:rPr>
+              <w:t>525</w:t>
             </w:r>
           </w:p>
         </w:tc>
@@ -5302,7 +5314,15 @@
                 <w:color w:val="000000" w:themeColor="text1"/>
                 <w:szCs w:val="24"/>
               </w:rPr>
-              <w:t>0.7778</w:t>
+              <w:t>0.7</w:t>
+            </w:r>
+            <w:r>
+              <w:rPr>
+                <w:rFonts w:ascii="Arial" w:hAnsi="Arial" w:cs="Arial"/>
+                <w:color w:val="000000" w:themeColor="text1"/>
+                <w:szCs w:val="24"/>
+              </w:rPr>
+              <w:t>333</w:t>
             </w:r>
           </w:p>
         </w:tc>
@@ -5324,7 +5344,15 @@
                 <w:color w:val="000000" w:themeColor="text1"/>
                 <w:szCs w:val="24"/>
               </w:rPr>
-              <w:t>0.5385</w:t>
+              <w:t>0</w:t>
+            </w:r>
+            <w:r>
+              <w:rPr>
+                <w:rFonts w:ascii="Arial" w:hAnsi="Arial" w:cs="Arial"/>
+                <w:color w:val="000000" w:themeColor="text1"/>
+                <w:szCs w:val="24"/>
+              </w:rPr>
+              <w:t>.4231</w:t>
             </w:r>
           </w:p>
         </w:tc>
@@ -5346,7 +5374,15 @@
                 <w:color w:val="000000" w:themeColor="text1"/>
                 <w:szCs w:val="24"/>
               </w:rPr>
-              <w:t>0.6364</w:t>
+              <w:t>0.</w:t>
+            </w:r>
+            <w:r>
+              <w:rPr>
+                <w:rFonts w:ascii="Arial" w:hAnsi="Arial" w:cs="Arial"/>
+                <w:color w:val="000000" w:themeColor="text1"/>
+                <w:szCs w:val="24"/>
+              </w:rPr>
+              <w:t>5366</w:t>
             </w:r>
           </w:p>
         </w:tc>
@@ -5400,7 +5436,7 @@
                 <w:szCs w:val="24"/>
                 <w:lang w:val="en-CA"/>
               </w:rPr>
-              <w:t>0.6364</w:t>
+              <w:t>0.</w:t>
             </w:r>
             <w:r>
               <w:rPr>
@@ -5409,7 +5445,16 @@
                 <w:szCs w:val="24"/>
                 <w:lang w:val="en-CA"/>
               </w:rPr>
-              <w:t xml:space="preserve">   </w:t>
+              <w:t>9759</w:t>
+            </w:r>
+            <w:r>
+              <w:rPr>
+                <w:rFonts w:ascii="Arial" w:eastAsia="Times New Roman" w:hAnsi="Arial" w:cs="Arial"/>
+                <w:color w:val="000000" w:themeColor="text1"/>
+                <w:szCs w:val="24"/>
+                <w:lang w:val="en-CA"/>
+              </w:rPr>
+              <w:t xml:space="preserve">  </w:t>
             </w:r>
           </w:p>
         </w:tc>
@@ -5455,7 +5500,15 @@
                 <w:color w:val="000000" w:themeColor="text1"/>
                 <w:szCs w:val="24"/>
               </w:rPr>
-              <w:t>0.9300</w:t>
+              <w:t>0.9</w:t>
+            </w:r>
+            <w:r>
+              <w:rPr>
+                <w:rFonts w:ascii="Arial" w:hAnsi="Arial" w:cs="Arial"/>
+                <w:color w:val="000000" w:themeColor="text1"/>
+                <w:szCs w:val="24"/>
+              </w:rPr>
+              <w:t>250</w:t>
             </w:r>
           </w:p>
         </w:tc>
@@ -5477,7 +5530,15 @@
                 <w:color w:val="000000" w:themeColor="text1"/>
                 <w:szCs w:val="24"/>
               </w:rPr>
-              <w:t>0.4815</w:t>
+              <w:t>0.4</w:t>
+            </w:r>
+            <w:r>
+              <w:rPr>
+                <w:rFonts w:ascii="Arial" w:hAnsi="Arial" w:cs="Arial"/>
+                <w:color w:val="000000" w:themeColor="text1"/>
+                <w:szCs w:val="24"/>
+              </w:rPr>
+              <w:t>630</w:t>
             </w:r>
           </w:p>
         </w:tc>
@@ -5499,7 +5560,7 @@
                 <w:color w:val="000000" w:themeColor="text1"/>
                 <w:szCs w:val="24"/>
               </w:rPr>
-              <w:t>1.0000</w:t>
+              <w:t>0.9615</w:t>
             </w:r>
           </w:p>
         </w:tc>
@@ -5521,7 +5582,15 @@
                 <w:color w:val="000000" w:themeColor="text1"/>
                 <w:szCs w:val="24"/>
               </w:rPr>
-              <w:t>0.6500</w:t>
+              <w:t>0.6</w:t>
+            </w:r>
+            <w:r>
+              <w:rPr>
+                <w:rFonts w:ascii="Arial" w:hAnsi="Arial" w:cs="Arial"/>
+                <w:color w:val="000000" w:themeColor="text1"/>
+                <w:szCs w:val="24"/>
+              </w:rPr>
+              <w:t>250</w:t>
             </w:r>
           </w:p>
         </w:tc>
@@ -5543,7 +5612,15 @@
                 <w:color w:val="000000" w:themeColor="text1"/>
                 <w:szCs w:val="24"/>
               </w:rPr>
-              <w:t>0.6500</w:t>
+              <w:t>0.</w:t>
+            </w:r>
+            <w:r>
+              <w:rPr>
+                <w:rFonts w:ascii="Arial" w:hAnsi="Arial" w:cs="Arial"/>
+                <w:color w:val="000000" w:themeColor="text1"/>
+                <w:szCs w:val="24"/>
+              </w:rPr>
+              <w:t>9729</w:t>
             </w:r>
           </w:p>
         </w:tc>
@@ -5589,7 +5666,7 @@
                 <w:color w:val="000000" w:themeColor="text1"/>
                 <w:szCs w:val="24"/>
               </w:rPr>
-              <w:t>1.0000</w:t>
+              <w:t>0.9975</w:t>
             </w:r>
           </w:p>
         </w:tc>
@@ -5633,7 +5710,7 @@
                 <w:color w:val="000000" w:themeColor="text1"/>
                 <w:szCs w:val="24"/>
               </w:rPr>
-              <w:t>1.0000</w:t>
+              <w:t>0.9615</w:t>
             </w:r>
           </w:p>
         </w:tc>
@@ -5655,7 +5732,7 @@
                 <w:color w:val="000000" w:themeColor="text1"/>
                 <w:szCs w:val="24"/>
               </w:rPr>
-              <w:t>1.0000</w:t>
+              <w:t>0.9804</w:t>
             </w:r>
           </w:p>
         </w:tc>
@@ -5677,7 +5754,7 @@
                 <w:color w:val="000000" w:themeColor="text1"/>
                 <w:szCs w:val="24"/>
               </w:rPr>
-              <w:t>1.0000</w:t>
+              <w:t>0.9808</w:t>
             </w:r>
           </w:p>
         </w:tc>
@@ -5723,7 +5800,7 @@
                 <w:color w:val="000000" w:themeColor="text1"/>
                 <w:szCs w:val="24"/>
               </w:rPr>
-              <w:t>1.0000</w:t>
+              <w:t>0.9925</w:t>
             </w:r>
           </w:p>
         </w:tc>
@@ -5767,7 +5844,7 @@
                 <w:color w:val="000000" w:themeColor="text1"/>
                 <w:szCs w:val="24"/>
               </w:rPr>
-              <w:t>1.0000</w:t>
+              <w:t>0.8846</w:t>
             </w:r>
           </w:p>
         </w:tc>
@@ -5789,7 +5866,7 @@
                 <w:color w:val="000000" w:themeColor="text1"/>
                 <w:szCs w:val="24"/>
               </w:rPr>
-              <w:t>1.0000</w:t>
+              <w:t>0.9388</w:t>
             </w:r>
           </w:p>
         </w:tc>
@@ -5879,7 +5956,15 @@
                 <w:color w:val="000000" w:themeColor="text1"/>
                 <w:szCs w:val="24"/>
               </w:rPr>
-              <w:t>0.4545</w:t>
+              <w:t>0.4</w:t>
+            </w:r>
+            <w:r>
+              <w:rPr>
+                <w:rFonts w:ascii="Arial" w:hAnsi="Arial" w:cs="Arial"/>
+                <w:color w:val="000000" w:themeColor="text1"/>
+                <w:szCs w:val="24"/>
+              </w:rPr>
+              <w:t>423</w:t>
             </w:r>
           </w:p>
         </w:tc>
@@ -5901,7 +5986,15 @@
                 <w:color w:val="000000" w:themeColor="text1"/>
                 <w:szCs w:val="24"/>
               </w:rPr>
-              <w:t>0.9615</w:t>
+              <w:t>0.</w:t>
+            </w:r>
+            <w:r>
+              <w:rPr>
+                <w:rFonts w:ascii="Arial" w:hAnsi="Arial" w:cs="Arial"/>
+                <w:color w:val="000000" w:themeColor="text1"/>
+                <w:szCs w:val="24"/>
+              </w:rPr>
+              <w:t>8846</w:t>
             </w:r>
           </w:p>
         </w:tc>
@@ -5923,7 +6016,15 @@
                 <w:color w:val="000000" w:themeColor="text1"/>
                 <w:szCs w:val="24"/>
               </w:rPr>
-              <w:t>0.6173</w:t>
+              <w:t>0.</w:t>
+            </w:r>
+            <w:r>
+              <w:rPr>
+                <w:rFonts w:ascii="Arial" w:hAnsi="Arial" w:cs="Arial"/>
+                <w:color w:val="000000" w:themeColor="text1"/>
+                <w:szCs w:val="24"/>
+              </w:rPr>
+              <w:t>5897</w:t>
             </w:r>
           </w:p>
         </w:tc>
@@ -5945,7 +6046,15 @@
                 <w:color w:val="000000" w:themeColor="text1"/>
                 <w:szCs w:val="24"/>
               </w:rPr>
-              <w:t>0.6173</w:t>
+              <w:t>0.</w:t>
+            </w:r>
+            <w:r>
+              <w:rPr>
+                <w:rFonts w:ascii="Arial" w:hAnsi="Arial" w:cs="Arial"/>
+                <w:color w:val="000000" w:themeColor="text1"/>
+                <w:szCs w:val="24"/>
+              </w:rPr>
+              <w:t>9717</w:t>
             </w:r>
           </w:p>
         </w:tc>
@@ -5991,7 +6100,15 @@
                 <w:color w:val="000000" w:themeColor="text1"/>
                 <w:szCs w:val="24"/>
               </w:rPr>
-              <w:t>0.7950</w:t>
+              <w:t>0.</w:t>
+            </w:r>
+            <w:r>
+              <w:rPr>
+                <w:rFonts w:ascii="Arial" w:hAnsi="Arial" w:cs="Arial"/>
+                <w:color w:val="000000" w:themeColor="text1"/>
+                <w:szCs w:val="24"/>
+              </w:rPr>
+              <w:t>8300</w:t>
             </w:r>
           </w:p>
         </w:tc>
@@ -6013,7 +6130,15 @@
                 <w:color w:val="000000" w:themeColor="text1"/>
                 <w:szCs w:val="24"/>
               </w:rPr>
-              <w:t>0.3409</w:t>
+              <w:t>0.</w:t>
+            </w:r>
+            <w:r>
+              <w:rPr>
+                <w:rFonts w:ascii="Arial" w:hAnsi="Arial" w:cs="Arial"/>
+                <w:color w:val="000000" w:themeColor="text1"/>
+                <w:szCs w:val="24"/>
+              </w:rPr>
+              <w:t>4000</w:t>
             </w:r>
           </w:p>
         </w:tc>
@@ -6035,7 +6160,15 @@
                 <w:color w:val="000000" w:themeColor="text1"/>
                 <w:szCs w:val="24"/>
               </w:rPr>
-              <w:t>0.5556</w:t>
+              <w:t>0.5</w:t>
+            </w:r>
+            <w:r>
+              <w:rPr>
+                <w:rFonts w:ascii="Arial" w:hAnsi="Arial" w:cs="Arial"/>
+                <w:color w:val="000000" w:themeColor="text1"/>
+                <w:szCs w:val="24"/>
+              </w:rPr>
+              <w:t>185</w:t>
             </w:r>
           </w:p>
         </w:tc>
@@ -6057,7 +6190,15 @@
                 <w:color w:val="000000" w:themeColor="text1"/>
                 <w:szCs w:val="24"/>
               </w:rPr>
-              <w:t>0.4225</w:t>
+              <w:t>0.4</w:t>
+            </w:r>
+            <w:r>
+              <w:rPr>
+                <w:rFonts w:ascii="Arial" w:hAnsi="Arial" w:cs="Arial"/>
+                <w:color w:val="000000" w:themeColor="text1"/>
+                <w:szCs w:val="24"/>
+              </w:rPr>
+              <w:t>516</w:t>
             </w:r>
           </w:p>
         </w:tc>
@@ -6079,7 +6220,15 @@
                 <w:color w:val="000000" w:themeColor="text1"/>
                 <w:szCs w:val="24"/>
               </w:rPr>
-              <w:t>0.4225</w:t>
+              <w:t>0.</w:t>
+            </w:r>
+            <w:r>
+              <w:rPr>
+                <w:rFonts w:ascii="Arial" w:hAnsi="Arial" w:cs="Arial"/>
+                <w:color w:val="000000" w:themeColor="text1"/>
+                <w:szCs w:val="24"/>
+              </w:rPr>
+              <w:t>7667</w:t>
             </w:r>
           </w:p>
         </w:tc>
@@ -6147,7 +6296,15 @@
                 <w:color w:val="000000" w:themeColor="text1"/>
                 <w:szCs w:val="24"/>
               </w:rPr>
-              <w:t>0.8462</w:t>
+              <w:t>0.8</w:t>
+            </w:r>
+            <w:r>
+              <w:rPr>
+                <w:rFonts w:ascii="Arial" w:hAnsi="Arial" w:cs="Arial"/>
+                <w:color w:val="000000" w:themeColor="text1"/>
+                <w:szCs w:val="24"/>
+              </w:rPr>
+              <w:t>000</w:t>
             </w:r>
           </w:p>
         </w:tc>
@@ -6169,7 +6326,15 @@
                 <w:color w:val="000000" w:themeColor="text1"/>
                 <w:szCs w:val="24"/>
               </w:rPr>
-              <w:t>0.4231</w:t>
+              <w:t>0.4</w:t>
+            </w:r>
+            <w:r>
+              <w:rPr>
+                <w:rFonts w:ascii="Arial" w:hAnsi="Arial" w:cs="Arial"/>
+                <w:color w:val="000000" w:themeColor="text1"/>
+                <w:szCs w:val="24"/>
+              </w:rPr>
+              <w:t>615</w:t>
             </w:r>
           </w:p>
         </w:tc>
@@ -6191,7 +6356,15 @@
                 <w:color w:val="000000" w:themeColor="text1"/>
                 <w:szCs w:val="24"/>
               </w:rPr>
-              <w:t>0.5641</w:t>
+              <w:t>0.5</w:t>
+            </w:r>
+            <w:r>
+              <w:rPr>
+                <w:rFonts w:ascii="Arial" w:hAnsi="Arial" w:cs="Arial"/>
+                <w:color w:val="000000" w:themeColor="text1"/>
+                <w:szCs w:val="24"/>
+              </w:rPr>
+              <w:t>854</w:t>
             </w:r>
           </w:p>
         </w:tc>
@@ -6213,7 +6386,15 @@
                 <w:color w:val="000000" w:themeColor="text1"/>
                 <w:szCs w:val="24"/>
               </w:rPr>
-              <w:t>0.5641</w:t>
+              <w:t>0.</w:t>
+            </w:r>
+            <w:r>
+              <w:rPr>
+                <w:rFonts w:ascii="Arial" w:hAnsi="Arial" w:cs="Arial"/>
+                <w:color w:val="000000" w:themeColor="text1"/>
+                <w:szCs w:val="24"/>
+              </w:rPr>
+              <w:t>9812</w:t>
             </w:r>
           </w:p>
         </w:tc>
@@ -6259,7 +6440,7 @@
                 <w:color w:val="000000" w:themeColor="text1"/>
                 <w:szCs w:val="24"/>
               </w:rPr>
-              <w:t>1.0000</w:t>
+              <w:t>0.9975</w:t>
             </w:r>
           </w:p>
         </w:tc>
@@ -6303,7 +6484,7 @@
                 <w:color w:val="000000" w:themeColor="text1"/>
                 <w:szCs w:val="24"/>
               </w:rPr>
-              <w:t>1.0000</w:t>
+              <w:t>0.9615</w:t>
             </w:r>
           </w:p>
         </w:tc>
@@ -6325,7 +6506,7 @@
                 <w:color w:val="000000" w:themeColor="text1"/>
                 <w:szCs w:val="24"/>
               </w:rPr>
-              <w:t>1.0000</w:t>
+              <w:t>0.9804</w:t>
             </w:r>
           </w:p>
         </w:tc>
@@ -6347,7 +6528,15 @@
                 <w:color w:val="000000" w:themeColor="text1"/>
                 <w:szCs w:val="24"/>
               </w:rPr>
-              <w:t>1.0000</w:t>
+              <w:t>0.97</w:t>
+            </w:r>
+            <w:r>
+              <w:rPr>
+                <w:rFonts w:ascii="Arial" w:hAnsi="Arial" w:cs="Arial"/>
+                <w:color w:val="000000" w:themeColor="text1"/>
+                <w:szCs w:val="24"/>
+              </w:rPr>
+              <w:t>90</w:t>
             </w:r>
           </w:p>
         </w:tc>
@@ -6393,7 +6582,7 @@
                 <w:color w:val="000000" w:themeColor="text1"/>
                 <w:szCs w:val="24"/>
               </w:rPr>
-              <w:t>1.0000</w:t>
+              <w:t>0.9975</w:t>
             </w:r>
           </w:p>
         </w:tc>
@@ -6437,7 +6626,7 @@
                 <w:color w:val="000000" w:themeColor="text1"/>
                 <w:szCs w:val="24"/>
               </w:rPr>
-              <w:t>1.0000</w:t>
+              <w:t>0.9615</w:t>
             </w:r>
           </w:p>
         </w:tc>
@@ -6459,7 +6648,7 @@
                 <w:color w:val="000000" w:themeColor="text1"/>
                 <w:szCs w:val="24"/>
               </w:rPr>
-              <w:t>1.0000</w:t>
+              <w:t>0.9804</w:t>
             </w:r>
           </w:p>
         </w:tc>
@@ -6481,7 +6670,7 @@
                 <w:color w:val="000000" w:themeColor="text1"/>
                 <w:szCs w:val="24"/>
               </w:rPr>
-              <w:t>1.0000</w:t>
+              <w:t>0.9826</w:t>
             </w:r>
           </w:p>
         </w:tc>
@@ -6543,7 +6732,15 @@
                 <w:color w:val="000000" w:themeColor="text1"/>
                 <w:szCs w:val="24"/>
               </w:rPr>
-              <w:t>0.9700</w:t>
+              <w:t>0.97</w:t>
+            </w:r>
+            <w:r>
+              <w:rPr>
+                <w:rFonts w:ascii="Arial" w:hAnsi="Arial" w:cs="Arial"/>
+                <w:color w:val="000000" w:themeColor="text1"/>
+                <w:szCs w:val="24"/>
+              </w:rPr>
+              <w:t>75</w:t>
             </w:r>
           </w:p>
         </w:tc>
@@ -6587,7 +6784,15 @@
                 <w:color w:val="000000" w:themeColor="text1"/>
                 <w:szCs w:val="24"/>
               </w:rPr>
-              <w:t>0.5385</w:t>
+              <w:t>0.</w:t>
+            </w:r>
+            <w:r>
+              <w:rPr>
+                <w:rFonts w:ascii="Arial" w:hAnsi="Arial" w:cs="Arial"/>
+                <w:color w:val="000000" w:themeColor="text1"/>
+                <w:szCs w:val="24"/>
+              </w:rPr>
+              <w:t>6538</w:t>
             </w:r>
           </w:p>
         </w:tc>
@@ -6609,7 +6814,15 @@
                 <w:color w:val="000000" w:themeColor="text1"/>
                 <w:szCs w:val="24"/>
               </w:rPr>
-              <w:t>0.7000</w:t>
+              <w:t>0.7</w:t>
+            </w:r>
+            <w:r>
+              <w:rPr>
+                <w:rFonts w:ascii="Arial" w:hAnsi="Arial" w:cs="Arial"/>
+                <w:color w:val="000000" w:themeColor="text1"/>
+                <w:szCs w:val="24"/>
+              </w:rPr>
+              <w:t>907</w:t>
             </w:r>
           </w:p>
         </w:tc>
@@ -6631,7 +6844,15 @@
                 <w:color w:val="000000" w:themeColor="text1"/>
                 <w:szCs w:val="24"/>
               </w:rPr>
-              <w:t>0.7000</w:t>
+              <w:t>0.</w:t>
+            </w:r>
+            <w:r>
+              <w:rPr>
+                <w:rFonts w:ascii="Arial" w:hAnsi="Arial" w:cs="Arial"/>
+                <w:color w:val="000000" w:themeColor="text1"/>
+                <w:szCs w:val="24"/>
+              </w:rPr>
+              <w:t>9958</w:t>
             </w:r>
           </w:p>
         </w:tc>
@@ -6677,7 +6898,15 @@
                 <w:color w:val="000000" w:themeColor="text1"/>
                 <w:szCs w:val="24"/>
               </w:rPr>
-              <w:t>0.9750</w:t>
+              <w:t>0.9</w:t>
+            </w:r>
+            <w:r>
+              <w:rPr>
+                <w:rFonts w:ascii="Arial" w:hAnsi="Arial" w:cs="Arial"/>
+                <w:color w:val="000000" w:themeColor="text1"/>
+                <w:szCs w:val="24"/>
+              </w:rPr>
+              <w:t>600</w:t>
             </w:r>
           </w:p>
         </w:tc>
@@ -6699,7 +6928,15 @@
                 <w:color w:val="000000" w:themeColor="text1"/>
                 <w:szCs w:val="24"/>
               </w:rPr>
-              <w:t>0.8077</w:t>
+              <w:t>0.</w:t>
+            </w:r>
+            <w:r>
+              <w:rPr>
+                <w:rFonts w:ascii="Arial" w:hAnsi="Arial" w:cs="Arial"/>
+                <w:color w:val="000000" w:themeColor="text1"/>
+                <w:szCs w:val="24"/>
+              </w:rPr>
+              <w:t>6667</w:t>
             </w:r>
           </w:p>
         </w:tc>
@@ -6721,7 +6958,15 @@
                 <w:color w:val="000000" w:themeColor="text1"/>
                 <w:szCs w:val="24"/>
               </w:rPr>
-              <w:t>0.8077</w:t>
+              <w:t>0.</w:t>
+            </w:r>
+            <w:r>
+              <w:rPr>
+                <w:rFonts w:ascii="Arial" w:hAnsi="Arial" w:cs="Arial"/>
+                <w:color w:val="000000" w:themeColor="text1"/>
+                <w:szCs w:val="24"/>
+              </w:rPr>
+              <w:t>7692</w:t>
             </w:r>
           </w:p>
         </w:tc>
@@ -6743,7 +6988,15 @@
                 <w:color w:val="000000" w:themeColor="text1"/>
                 <w:szCs w:val="24"/>
               </w:rPr>
-              <w:t>0.8077</w:t>
+              <w:t>0.</w:t>
+            </w:r>
+            <w:r>
+              <w:rPr>
+                <w:rFonts w:ascii="Arial" w:hAnsi="Arial" w:cs="Arial"/>
+                <w:color w:val="000000" w:themeColor="text1"/>
+                <w:szCs w:val="24"/>
+              </w:rPr>
+              <w:t>7143</w:t>
             </w:r>
           </w:p>
         </w:tc>
@@ -6765,7 +7018,15 @@
                 <w:color w:val="000000" w:themeColor="text1"/>
                 <w:szCs w:val="24"/>
               </w:rPr>
-              <w:t>0.8077</w:t>
+              <w:t>0.</w:t>
+            </w:r>
+            <w:r>
+              <w:rPr>
+                <w:rFonts w:ascii="Arial" w:hAnsi="Arial" w:cs="Arial"/>
+                <w:color w:val="000000" w:themeColor="text1"/>
+                <w:szCs w:val="24"/>
+              </w:rPr>
+              <w:t>9904</w:t>
             </w:r>
           </w:p>
         </w:tc>
@@ -6789,9 +7050,8 @@
       <w:r>
         <w:rPr>
           <w:rFonts w:ascii="Arial" w:hAnsi="Arial" w:cs="Arial"/>
-          <w:color w:val="000000" w:themeColor="text1"/>
-        </w:rPr>
-        <w:t>Overall, the tree-based algorithms—</w:t>
+        </w:rPr>
+        <w:t xml:space="preserve">Overall, the tree-based models consistently outperformed the other classifiers. The </w:t>
       </w:r>
       <w:r>
         <w:rPr>
@@ -6799,52 +7059,21 @@
           <w:rFonts w:ascii="Arial" w:hAnsi="Arial" w:cs="Arial"/>
           <w:b w:val="0"/>
           <w:bCs w:val="0"/>
-          <w:color w:val="000000" w:themeColor="text1"/>
-        </w:rPr>
-        <w:t>Decision Tree, Random Forest, and Gradient Boosting</w:t>
-      </w:r>
-      <w:r>
-        <w:rPr>
-          <w:rFonts w:ascii="Arial" w:hAnsi="Arial" w:cs="Arial"/>
-          <w:color w:val="000000" w:themeColor="text1"/>
-        </w:rPr>
-        <w:t xml:space="preserve">—produced the strongest predictive performance, achieving perfect </w:t>
-      </w:r>
-      <w:r>
-        <w:rPr>
-          <w:rFonts w:ascii="Arial" w:hAnsi="Arial" w:cs="Arial"/>
-          <w:color w:val="000000" w:themeColor="text1"/>
+        </w:rPr>
+        <w:t>Decision Tree, Random Forest, Gradient Boosting, and Gradient Boosting with SMOTE</w:t>
+      </w:r>
+      <w:r>
+        <w:rPr>
+          <w:rFonts w:ascii="Arial" w:hAnsi="Arial" w:cs="Arial"/>
+        </w:rPr>
+        <w:t xml:space="preserve"> </w:t>
+      </w:r>
+      <w:r>
+        <w:rPr>
+          <w:rFonts w:ascii="Arial" w:hAnsi="Arial" w:cs="Arial"/>
         </w:rPr>
         <w:lastRenderedPageBreak/>
-        <w:t xml:space="preserve">classification across all evaluation metrics. These models successfully identified every employee experiencing burnout without generating any false-positive predictions. The excellent performance is likely attributable to the synthetic dataset, </w:t>
-      </w:r>
-      <w:r>
-        <w:rPr>
-          <w:rFonts w:ascii="Arial" w:hAnsi="Arial" w:cs="Arial"/>
-          <w:color w:val="000000" w:themeColor="text1"/>
-        </w:rPr>
-        <w:t>in which</w:t>
-      </w:r>
-      <w:r>
-        <w:rPr>
-          <w:rFonts w:ascii="Arial" w:hAnsi="Arial" w:cs="Arial"/>
-          <w:color w:val="000000" w:themeColor="text1"/>
-        </w:rPr>
-        <w:t xml:space="preserve"> burnout is strongly associated with a small </w:t>
-      </w:r>
-      <w:r>
-        <w:rPr>
-          <w:rFonts w:ascii="Arial" w:hAnsi="Arial" w:cs="Arial"/>
-          <w:color w:val="000000" w:themeColor="text1"/>
-        </w:rPr>
-        <w:t>set</w:t>
-      </w:r>
-      <w:r>
-        <w:rPr>
-          <w:rFonts w:ascii="Arial" w:hAnsi="Arial" w:cs="Arial"/>
-          <w:color w:val="000000" w:themeColor="text1"/>
-        </w:rPr>
-        <w:t xml:space="preserve"> of highly informative variables, particularly </w:t>
+        <w:t xml:space="preserve">achieved the highest performance, with </w:t>
       </w:r>
       <w:r>
         <w:rPr>
@@ -6852,26 +7081,14 @@
           <w:rFonts w:ascii="Arial" w:hAnsi="Arial" w:cs="Arial"/>
           <w:b w:val="0"/>
           <w:bCs w:val="0"/>
-          <w:color w:val="000000" w:themeColor="text1"/>
-        </w:rPr>
-        <w:t>Stress Level</w:t>
-      </w:r>
-      <w:r>
-        <w:rPr>
-          <w:rFonts w:ascii="Arial" w:hAnsi="Arial" w:cs="Arial"/>
-          <w:color w:val="000000" w:themeColor="text1"/>
-        </w:rPr>
-        <w:t xml:space="preserve"> and </w:t>
-      </w:r>
-      <w:r>
-        <w:rPr>
-          <w:rStyle w:val="Strong"/>
-          <w:rFonts w:ascii="Arial" w:hAnsi="Arial" w:cs="Arial"/>
-          <w:b w:val="0"/>
-          <w:bCs w:val="0"/>
-          <w:color w:val="000000" w:themeColor="text1"/>
-        </w:rPr>
-        <w:t>Satisfaction Level</w:t>
+        </w:rPr>
+        <w:t>100% accuracy, precision, recall, F1-score, and ROC-AUC</w:t>
+      </w:r>
+      <w:r>
+        <w:rPr>
+          <w:rFonts w:ascii="Arial" w:hAnsi="Arial" w:cs="Arial"/>
+        </w:rPr>
+        <w:t>, indicating perfect classification of the test data. These results suggest that the synthetic HR burnout dataset contains well-defined decision boundaries that are effectively captured by tree-based algorithms</w:t>
       </w:r>
       <w:r>
         <w:rPr>
@@ -6897,10 +7114,10 @@
           <w14:ligatures w14:val="standardContextual"/>
         </w:rPr>
         <w:drawing>
-          <wp:inline distT="0" distB="0" distL="0" distR="0" wp14:anchorId="371A1FC2" wp14:editId="0041250E">
-            <wp:extent cx="6294474" cy="3102180"/>
-            <wp:effectExtent l="0" t="0" r="5080" b="0"/>
-            <wp:docPr id="947122253" name="Picture 21"/>
+          <wp:inline distT="0" distB="0" distL="0" distR="0" wp14:anchorId="4B40943C" wp14:editId="4811709F">
+            <wp:extent cx="5943600" cy="2954020"/>
+            <wp:effectExtent l="0" t="0" r="0" b="5080"/>
+            <wp:docPr id="1306397060" name="Picture 2"/>
             <wp:cNvGraphicFramePr>
               <a:graphicFrameLocks xmlns:a="http://schemas.openxmlformats.org/drawingml/2006/main" noChangeAspect="1"/>
             </wp:cNvGraphicFramePr>
@@ -6908,7 +7125,7 @@
               <a:graphicData uri="http://schemas.openxmlformats.org/drawingml/2006/picture">
                 <pic:pic xmlns:pic="http://schemas.openxmlformats.org/drawingml/2006/picture">
                   <pic:nvPicPr>
-                    <pic:cNvPr id="947122253" name="Picture 947122253"/>
+                    <pic:cNvPr id="1306397060" name="Picture 1306397060"/>
                     <pic:cNvPicPr/>
                   </pic:nvPicPr>
                   <pic:blipFill>
@@ -6926,7 +7143,7 @@
                   <pic:spPr>
                     <a:xfrm>
                       <a:off x="0" y="0"/>
-                      <a:ext cx="6306168" cy="3107943"/>
+                      <a:ext cx="5943600" cy="2954020"/>
                     </a:xfrm>
                     <a:prstGeom prst="rect">
                       <a:avLst/>
@@ -6941,32 +7158,195 @@
     </w:p>
     <w:p>
       <w:pPr>
+        <w:pStyle w:val="pdq2pgselectionanchorcontainer"/>
+        <w:rPr>
+          <w:rFonts w:ascii="Arial" w:hAnsi="Arial" w:cs="Arial"/>
+        </w:rPr>
+      </w:pPr>
+      <w:r>
+        <w:rPr>
+          <w:rFonts w:ascii="Arial" w:hAnsi="Arial" w:cs="Arial"/>
+        </w:rPr>
+        <w:t xml:space="preserve">Among the non-tree-based models, </w:t>
+      </w:r>
+      <w:r>
+        <w:rPr>
+          <w:rStyle w:val="Strong"/>
+          <w:rFonts w:ascii="Arial" w:hAnsi="Arial" w:cs="Arial"/>
+          <w:b w:val="0"/>
+          <w:bCs w:val="0"/>
+        </w:rPr>
+        <w:t>Naïve Bayes with SMOTE</w:t>
+      </w:r>
+      <w:r>
+        <w:rPr>
+          <w:rFonts w:ascii="Arial" w:hAnsi="Arial" w:cs="Arial"/>
+        </w:rPr>
+        <w:t xml:space="preserve"> showed the best balance between precision and recall, improving the F1-score from </w:t>
+      </w:r>
+      <w:r>
+        <w:rPr>
+          <w:rStyle w:val="Strong"/>
+          <w:rFonts w:ascii="Arial" w:hAnsi="Arial" w:cs="Arial"/>
+          <w:b w:val="0"/>
+          <w:bCs w:val="0"/>
+        </w:rPr>
+        <w:t>0.7000</w:t>
+      </w:r>
+      <w:r>
+        <w:rPr>
+          <w:rFonts w:ascii="Arial" w:hAnsi="Arial" w:cs="Arial"/>
+          <w:b/>
+          <w:bCs/>
+        </w:rPr>
+        <w:t xml:space="preserve"> </w:t>
+      </w:r>
+      <w:r>
+        <w:rPr>
+          <w:rFonts w:ascii="Arial" w:hAnsi="Arial" w:cs="Arial"/>
+        </w:rPr>
+        <w:t>to</w:t>
+      </w:r>
+      <w:r>
+        <w:rPr>
+          <w:rFonts w:ascii="Arial" w:hAnsi="Arial" w:cs="Arial"/>
+          <w:b/>
+          <w:bCs/>
+        </w:rPr>
+        <w:t xml:space="preserve"> </w:t>
+      </w:r>
+      <w:r>
+        <w:rPr>
+          <w:rStyle w:val="Strong"/>
+          <w:rFonts w:ascii="Arial" w:hAnsi="Arial" w:cs="Arial"/>
+          <w:b w:val="0"/>
+          <w:bCs w:val="0"/>
+        </w:rPr>
+        <w:t>0.8077</w:t>
+      </w:r>
+      <w:r>
+        <w:rPr>
+          <w:rFonts w:ascii="Arial" w:hAnsi="Arial" w:cs="Arial"/>
+        </w:rPr>
+        <w:t xml:space="preserve"> after oversampling. </w:t>
+      </w:r>
+      <w:r>
+        <w:rPr>
+          <w:rStyle w:val="Strong"/>
+          <w:rFonts w:ascii="Arial" w:hAnsi="Arial" w:cs="Arial"/>
+          <w:b w:val="0"/>
+          <w:bCs w:val="0"/>
+        </w:rPr>
+        <w:t>Logistic Regression</w:t>
+      </w:r>
+      <w:r>
+        <w:rPr>
+          <w:rFonts w:ascii="Arial" w:hAnsi="Arial" w:cs="Arial"/>
+        </w:rPr>
+        <w:t xml:space="preserve"> achieved high overall accuracy (96.0%) before SMOTE; however, its recall was relatively low (53.85%), indicating that many burnout cases were missed. After applying SMOTE, recall improved to </w:t>
+      </w:r>
+      <w:r>
+        <w:rPr>
+          <w:rStyle w:val="Strong"/>
+          <w:rFonts w:ascii="Arial" w:hAnsi="Arial" w:cs="Arial"/>
+          <w:b w:val="0"/>
+          <w:bCs w:val="0"/>
+        </w:rPr>
+        <w:t>100%</w:t>
+      </w:r>
+      <w:r>
+        <w:rPr>
+          <w:rFonts w:ascii="Arial" w:hAnsi="Arial" w:cs="Arial"/>
+          <w:b/>
+          <w:bCs/>
+        </w:rPr>
+        <w:t>,</w:t>
+      </w:r>
+      <w:r>
+        <w:rPr>
+          <w:rFonts w:ascii="Arial" w:hAnsi="Arial" w:cs="Arial"/>
+        </w:rPr>
+        <w:t xml:space="preserve"> </w:t>
+      </w:r>
+      <w:r>
+        <w:rPr>
+          <w:rFonts w:ascii="Arial" w:hAnsi="Arial" w:cs="Arial"/>
+        </w:rPr>
+        <w:t>while</w:t>
+      </w:r>
+      <w:r>
+        <w:rPr>
+          <w:rFonts w:ascii="Arial" w:hAnsi="Arial" w:cs="Arial"/>
+        </w:rPr>
+        <w:t xml:space="preserve"> precision and overall accuracy decreased due to </w:t>
+      </w:r>
+      <w:r>
+        <w:rPr>
+          <w:rFonts w:ascii="Arial" w:hAnsi="Arial" w:cs="Arial"/>
+        </w:rPr>
+        <w:t>increased</w:t>
+      </w:r>
+      <w:r>
+        <w:rPr>
+          <w:rFonts w:ascii="Arial" w:hAnsi="Arial" w:cs="Arial"/>
+        </w:rPr>
+        <w:t xml:space="preserve"> false</w:t>
+      </w:r>
+      <w:r>
+        <w:rPr>
+          <w:rFonts w:ascii="Arial" w:hAnsi="Arial" w:cs="Arial"/>
+        </w:rPr>
+        <w:t>-</w:t>
+      </w:r>
+      <w:r>
+        <w:rPr>
+          <w:rFonts w:ascii="Arial" w:hAnsi="Arial" w:cs="Arial"/>
+        </w:rPr>
+        <w:t>positive predictions. This demonstrates the trade-off commonly observed when oversampling minority classes.</w:t>
+      </w:r>
+    </w:p>
+    <w:p>
+      <w:pPr>
         <w:pStyle w:val="NormalWeb"/>
         <w:rPr>
           <w:rFonts w:ascii="Arial" w:hAnsi="Arial" w:cs="Arial"/>
-          <w:color w:val="000000" w:themeColor="text1"/>
-        </w:rPr>
-      </w:pPr>
-      <w:r>
-        <w:rPr>
-          <w:rFonts w:ascii="Arial" w:hAnsi="Arial" w:cs="Arial"/>
-          <w:color w:val="000000" w:themeColor="text1"/>
-        </w:rPr>
-        <w:t>Among the non-tree-based models, Logistic Regression and Naïve Bayes benefited from SMOTE through improved recall. Logistic Regression after SMOTE correctly identified every burnout case</w:t>
-      </w:r>
-      <w:r>
-        <w:rPr>
-          <w:rFonts w:ascii="Arial" w:hAnsi="Arial" w:cs="Arial"/>
-          <w:color w:val="000000" w:themeColor="text1"/>
-        </w:rPr>
-        <w:t>,</w:t>
-      </w:r>
-      <w:r>
-        <w:rPr>
-          <w:rFonts w:ascii="Arial" w:hAnsi="Arial" w:cs="Arial"/>
-          <w:color w:val="000000" w:themeColor="text1"/>
-        </w:rPr>
-        <w:t xml:space="preserve"> but experienced a substantial reduction in precision because of increased false positives. In contrast, Naïve Bayes achieved a better balance between precision and recall after oversampling, resulting in a higher F1-score.</w:t>
+        </w:rPr>
+      </w:pPr>
+      <w:r>
+        <w:rPr>
+          <w:rFonts w:ascii="Arial" w:hAnsi="Arial" w:cs="Arial"/>
+        </w:rPr>
+        <w:t xml:space="preserve">The </w:t>
+      </w:r>
+      <w:r>
+        <w:rPr>
+          <w:rStyle w:val="Strong"/>
+          <w:rFonts w:ascii="Arial" w:hAnsi="Arial" w:cs="Arial"/>
+          <w:b w:val="0"/>
+          <w:bCs w:val="0"/>
+        </w:rPr>
+        <w:t>Support Vector Machine (SVM)</w:t>
+      </w:r>
+      <w:r>
+        <w:rPr>
+          <w:rFonts w:ascii="Arial" w:hAnsi="Arial" w:cs="Arial"/>
+        </w:rPr>
+        <w:t xml:space="preserve"> also produced high overall accuracy (95.75%) and an excellent ROC-AUC (0.9865), but its recall (42.31%) was comparatively low, suggesting that it failed to identify a substantial proportion of burnout cases. </w:t>
+      </w:r>
+      <w:r>
+        <w:rPr>
+          <w:rStyle w:val="Strong"/>
+          <w:rFonts w:ascii="Arial" w:hAnsi="Arial" w:cs="Arial"/>
+          <w:b w:val="0"/>
+          <w:bCs w:val="0"/>
+        </w:rPr>
+        <w:t>K-Nearest Neighbours (KNN)</w:t>
+      </w:r>
+      <w:r>
+        <w:rPr>
+          <w:rFonts w:ascii="Arial" w:hAnsi="Arial" w:cs="Arial"/>
+        </w:rPr>
+        <w:t xml:space="preserve"> showed the weakest overall performance. While the original KNN model achieved a recall of 96.15%, its precision remained relatively low, and applying SMOTE further reduced its overall performance, decreasing accuracy and F1-score. This indicates that KNN was more sensitive to the synthetic samples generated during oversampling than the other classifiers.</w:t>
       </w:r>
     </w:p>
     <w:p>
@@ -6974,43 +7354,73 @@
         <w:pStyle w:val="NormalWeb"/>
         <w:rPr>
           <w:rFonts w:ascii="Arial" w:hAnsi="Arial" w:cs="Arial"/>
-          <w:color w:val="000000" w:themeColor="text1"/>
-        </w:rPr>
-      </w:pPr>
-      <w:r>
-        <w:rPr>
-          <w:rFonts w:ascii="Arial" w:hAnsi="Arial" w:cs="Arial"/>
-          <w:color w:val="000000" w:themeColor="text1"/>
-        </w:rPr>
-        <w:t xml:space="preserve">KNN demonstrated the weakest overall performance. Although it initially achieved high recall, oversampling </w:t>
-      </w:r>
-      <w:r>
-        <w:rPr>
-          <w:rFonts w:ascii="Arial" w:hAnsi="Arial" w:cs="Arial"/>
-          <w:color w:val="000000" w:themeColor="text1"/>
-        </w:rPr>
-        <w:t>undermin</w:t>
-      </w:r>
-      <w:r>
-        <w:rPr>
-          <w:rFonts w:ascii="Arial" w:hAnsi="Arial" w:cs="Arial"/>
-          <w:color w:val="000000" w:themeColor="text1"/>
-        </w:rPr>
-        <w:t xml:space="preserve">ed its ability to distinguish between burnout and non-burnout employees, </w:t>
-      </w:r>
-      <w:r>
-        <w:rPr>
-          <w:rFonts w:ascii="Arial" w:hAnsi="Arial" w:cs="Arial"/>
-          <w:color w:val="000000" w:themeColor="text1"/>
-        </w:rPr>
-        <w:t>resulting in</w:t>
-      </w:r>
-      <w:r>
-        <w:rPr>
-          <w:rFonts w:ascii="Arial" w:hAnsi="Arial" w:cs="Arial"/>
-          <w:color w:val="000000" w:themeColor="text1"/>
-        </w:rPr>
-        <w:t xml:space="preserve"> the lowest accuracy, F1-score, and ROC-AUC among all models.</w:t>
+        </w:rPr>
+      </w:pPr>
+      <w:r>
+        <w:rPr>
+          <w:rFonts w:ascii="Arial" w:hAnsi="Arial" w:cs="Arial"/>
+        </w:rPr>
+        <w:t>T</w:t>
+      </w:r>
+      <w:r>
+        <w:rPr>
+          <w:rFonts w:ascii="Arial" w:hAnsi="Arial" w:cs="Arial"/>
+        </w:rPr>
+        <w:t xml:space="preserve">he comparison demonstrates that </w:t>
+      </w:r>
+      <w:r>
+        <w:rPr>
+          <w:rStyle w:val="Strong"/>
+          <w:rFonts w:ascii="Arial" w:hAnsi="Arial" w:cs="Arial"/>
+          <w:b w:val="0"/>
+          <w:bCs w:val="0"/>
+        </w:rPr>
+        <w:t>Decision Tree, Random Forest, and Gradient Boosting</w:t>
+      </w:r>
+      <w:r>
+        <w:rPr>
+          <w:rFonts w:ascii="Arial" w:hAnsi="Arial" w:cs="Arial"/>
+          <w:b/>
+          <w:bCs/>
+        </w:rPr>
+        <w:t xml:space="preserve"> </w:t>
+      </w:r>
+      <w:r>
+        <w:rPr>
+          <w:rFonts w:ascii="Arial" w:hAnsi="Arial" w:cs="Arial"/>
+        </w:rPr>
+        <w:t>are the most effective models for predicting employee burnout in this dataset. Their consistently superior performance across all evaluation metrics suggests that ensemble and tree-based learning methods are particularly well</w:t>
+      </w:r>
+      <w:r>
+        <w:rPr>
+          <w:rFonts w:ascii="Arial" w:hAnsi="Arial" w:cs="Arial"/>
+        </w:rPr>
+        <w:t>-</w:t>
+      </w:r>
+      <w:r>
+        <w:rPr>
+          <w:rFonts w:ascii="Arial" w:hAnsi="Arial" w:cs="Arial"/>
+        </w:rPr>
+        <w:t xml:space="preserve">suited </w:t>
+      </w:r>
+      <w:r>
+        <w:rPr>
+          <w:rFonts w:ascii="Arial" w:hAnsi="Arial" w:cs="Arial"/>
+        </w:rPr>
+        <w:t>to</w:t>
+      </w:r>
+      <w:r>
+        <w:rPr>
+          <w:rFonts w:ascii="Arial" w:hAnsi="Arial" w:cs="Arial"/>
+        </w:rPr>
+        <w:t xml:space="preserve"> structured HR classification problems. Although SMOTE substantially improved recall for some models, particularly Logistic Regression and Naïve Bayes, it did not improve every </w:t>
+      </w:r>
+      <w:r>
+        <w:rPr>
+          <w:rFonts w:ascii="Arial" w:hAnsi="Arial" w:cs="Arial"/>
+        </w:rPr>
+        <w:lastRenderedPageBreak/>
+        <w:t>classifier, highlighting the importance of evaluating oversampling techniques on a model-by-model basis.</w:t>
       </w:r>
     </w:p>
     <w:p>
@@ -7050,17 +7460,7 @@
           <w:szCs w:val="24"/>
           <w:lang w:val="en-CA"/>
         </w:rPr>
-        <w:t xml:space="preserve">This study demonstrated that machine learning algorithms can effectively predict employee burnout using demographic, workplace, and well-being variables. Exploratory Data Analysis showed that Stress Level, Satisfaction Level, and Work Hours Per Week were the strongest predictors of burnout. Among the evaluated models, Decision Tree, Random Forest, and Gradient Boosting achieved the best performance, each obtaining perfect scores for Accuracy, Precision, Recall, F1-score, and ROC-AUC. The shallow Decision Tree (depth = 3 with four terminal leaves) suggests that the excellent performance was due to the strong separability of the synthetic dataset rather than </w:t>
-      </w:r>
-      <w:r>
-        <w:rPr>
-          <w:rFonts w:ascii="Arial" w:eastAsia="Times New Roman" w:hAnsi="Arial" w:cs="Arial"/>
-          <w:color w:val="000000" w:themeColor="text1"/>
-          <w:szCs w:val="24"/>
-          <w:lang w:val="en-CA"/>
-        </w:rPr>
-        <w:lastRenderedPageBreak/>
-        <w:t>model overfitting. Logistic Regression and Naïve Bayes benefited from SMOTE through improved recall, while KNN performed poorly after oversampling, indicating that the effectiveness of SMOTE depends on the classification algorithm.</w:t>
+        <w:t>This study demonstrated that machine learning algorithms can effectively predict employee burnout using demographic, workplace, and well-being variables. Exploratory Data Analysis showed that Stress Level, Satisfaction Level, and Work Hours Per Week were the strongest predictors of burnout. Among the evaluated models, Decision Tree, Random Forest, and Gradient Boosting achieved the best performance, each obtaining perfect scores for Accuracy, Precision, Recall, F1-score, and ROC-AUC. The shallow Decision Tree (depth = 3 with four terminal leaves) suggests that the excellent performance was due to the strong separability of the synthetic dataset rather than model overfitting. Logistic Regression and Naïve Bayes benefited from SMOTE through improved recall, while KNN performed poorly after oversampling, indicating that the effectiveness of SMOTE depends on the classification algorithm.</w:t>
       </w:r>
     </w:p>
     <w:p>
@@ -7244,6 +7644,7 @@
           <w:color w:val="000000" w:themeColor="text1"/>
           <w:szCs w:val="24"/>
         </w:rPr>
+        <w:lastRenderedPageBreak/>
         <w:t xml:space="preserve">The results demonstrated that </w:t>
       </w:r>
       <w:r>
@@ -7344,16 +7745,7 @@
           <w:color w:val="000000" w:themeColor="text1"/>
           <w:szCs w:val="24"/>
         </w:rPr>
-        <w:t xml:space="preserve">. Future research </w:t>
-      </w:r>
-      <w:r>
-        <w:rPr>
-          <w:rFonts w:ascii="Arial" w:hAnsi="Arial" w:cs="Arial"/>
-          <w:color w:val="000000" w:themeColor="text1"/>
-          <w:szCs w:val="24"/>
-        </w:rPr>
-        <w:lastRenderedPageBreak/>
-        <w:t xml:space="preserve">should validate these models using real organizational HR data, incorporate additional workplace and </w:t>
+        <w:t xml:space="preserve">. Future research should validate these models using real organizational HR data, incorporate additional workplace and </w:t>
       </w:r>
       <w:proofErr w:type="spellStart"/>
       <w:r>
@@ -7389,90 +7781,6 @@
         </w:rPr>
         <w:t xml:space="preserve"> variables, and apply advanced validation and model optimization techniques to improve the robustness and generalizability of burnout prediction models</w:t>
       </w:r>
-    </w:p>
-    <w:p>
-      <w:pPr>
-        <w:rPr>
-          <w:rFonts w:ascii="Arial" w:hAnsi="Arial" w:cs="Arial"/>
-          <w:b/>
-          <w:bCs/>
-          <w:color w:val="385623" w:themeColor="accent6" w:themeShade="80"/>
-          <w:sz w:val="28"/>
-          <w:szCs w:val="28"/>
-        </w:rPr>
-      </w:pPr>
-    </w:p>
-    <w:p>
-      <w:pPr>
-        <w:rPr>
-          <w:rFonts w:ascii="Arial" w:hAnsi="Arial" w:cs="Arial"/>
-          <w:b/>
-          <w:bCs/>
-          <w:color w:val="385623" w:themeColor="accent6" w:themeShade="80"/>
-          <w:sz w:val="28"/>
-          <w:szCs w:val="28"/>
-        </w:rPr>
-      </w:pPr>
-    </w:p>
-    <w:p>
-      <w:pPr>
-        <w:rPr>
-          <w:rFonts w:ascii="Arial" w:hAnsi="Arial" w:cs="Arial"/>
-          <w:b/>
-          <w:bCs/>
-          <w:color w:val="385623" w:themeColor="accent6" w:themeShade="80"/>
-          <w:sz w:val="28"/>
-          <w:szCs w:val="28"/>
-        </w:rPr>
-      </w:pPr>
-    </w:p>
-    <w:p>
-      <w:pPr>
-        <w:rPr>
-          <w:rFonts w:ascii="Arial" w:hAnsi="Arial" w:cs="Arial"/>
-          <w:b/>
-          <w:bCs/>
-          <w:color w:val="385623" w:themeColor="accent6" w:themeShade="80"/>
-          <w:sz w:val="28"/>
-          <w:szCs w:val="28"/>
-        </w:rPr>
-      </w:pPr>
-    </w:p>
-    <w:p>
-      <w:pPr>
-        <w:rPr>
-          <w:rFonts w:ascii="Arial" w:hAnsi="Arial" w:cs="Arial"/>
-          <w:b/>
-          <w:bCs/>
-          <w:color w:val="385623" w:themeColor="accent6" w:themeShade="80"/>
-          <w:sz w:val="28"/>
-          <w:szCs w:val="28"/>
-        </w:rPr>
-      </w:pPr>
-    </w:p>
-    <w:p>
-      <w:pPr>
-        <w:rPr>
-          <w:rFonts w:ascii="Arial" w:hAnsi="Arial" w:cs="Arial"/>
-          <w:b/>
-          <w:bCs/>
-          <w:color w:val="385623" w:themeColor="accent6" w:themeShade="80"/>
-          <w:sz w:val="28"/>
-          <w:szCs w:val="28"/>
-        </w:rPr>
-      </w:pPr>
-    </w:p>
-    <w:p>
-      <w:pPr>
-        <w:rPr>
-          <w:rFonts w:ascii="Arial" w:hAnsi="Arial" w:cs="Arial"/>
-          <w:b/>
-          <w:bCs/>
-          <w:color w:val="385623" w:themeColor="accent6" w:themeShade="80"/>
-          <w:sz w:val="28"/>
-          <w:szCs w:val="28"/>
-        </w:rPr>
-      </w:pPr>
     </w:p>
     <w:p>
       <w:pPr>
